--- a/notes/!!!!!Конспект по Visual Studio.docx
+++ b/notes/!!!!!Конспект по Visual Studio.docx
@@ -3197,14 +3197,7 @@
           <w:b/>
           <w:bCs/>
         </w:rPr>
-        <w:t>Р</w:t>
-      </w:r>
-      <w:r>
-        <w:rPr>
-          <w:b/>
-          <w:bCs/>
-        </w:rPr>
-        <w:t>ефакторинг в VS</w:t>
+        <w:t>Рефакторинг в VS</w:t>
       </w:r>
     </w:p>
     <w:p>
@@ -4626,15 +4619,7 @@
           <w:bCs/>
           <w:color w:val="0F9ED5" w:themeColor="accent4"/>
         </w:rPr>
-        <w:t xml:space="preserve"> </w:t>
-      </w:r>
-      <w:r>
-        <w:rPr>
-          <w:b/>
-          <w:bCs/>
-          <w:color w:val="0F9ED5" w:themeColor="accent4"/>
-        </w:rPr>
-        <w:t xml:space="preserve">// </w:t>
+        <w:t xml:space="preserve"> // </w:t>
       </w:r>
       <w:r>
         <w:rPr>
@@ -4672,19 +4657,7 @@
         <w:rPr>
           <w:color w:val="0F9ED5" w:themeColor="accent4"/>
         </w:rPr>
-        <w:t>Python:</w:t>
-      </w:r>
-      <w:r>
-        <w:rPr>
-          <w:color w:val="0F9ED5" w:themeColor="accent4"/>
-        </w:rPr>
-        <w:t xml:space="preserve"> </w:t>
-      </w:r>
-      <w:r>
-        <w:rPr>
-          <w:color w:val="0F9ED5" w:themeColor="accent4"/>
-        </w:rPr>
-        <w:t># TODO</w:t>
+        <w:t>Python: # TODO</w:t>
       </w:r>
       <w:proofErr w:type="gramStart"/>
       <w:r>
@@ -4716,19 +4689,7 @@
         <w:rPr>
           <w:color w:val="0F9ED5" w:themeColor="accent4"/>
         </w:rPr>
-        <w:t>JavaScript:</w:t>
-      </w:r>
-      <w:r>
-        <w:rPr>
-          <w:color w:val="0F9ED5" w:themeColor="accent4"/>
-        </w:rPr>
-        <w:t xml:space="preserve"> </w:t>
-      </w:r>
-      <w:r>
-        <w:rPr>
-          <w:color w:val="0F9ED5" w:themeColor="accent4"/>
-        </w:rPr>
-        <w:t>// TODO</w:t>
+        <w:t>JavaScript: // TODO</w:t>
       </w:r>
       <w:proofErr w:type="gramStart"/>
       <w:r>
@@ -4760,13 +4721,7 @@
         <w:rPr>
           <w:color w:val="0F9ED5" w:themeColor="accent4"/>
         </w:rPr>
-        <w:t>HTML:</w:t>
-      </w:r>
-      <w:r>
-        <w:rPr>
-          <w:color w:val="0F9ED5" w:themeColor="accent4"/>
-        </w:rPr>
-        <w:t xml:space="preserve"> </w:t>
+        <w:t xml:space="preserve">HTML: </w:t>
       </w:r>
       <w:proofErr w:type="gramStart"/>
       <w:r>
@@ -5589,7 +5544,816 @@
         <w:t>— Шаг с выходом (Step Out)</w:t>
       </w:r>
     </w:p>
+    <w:p>
+      <w:r>
+        <w:br/>
+      </w:r>
+    </w:p>
+    <w:p>
+      <w:pPr>
+        <w:rPr>
+          <w:color w:val="FF0000"/>
+        </w:rPr>
+      </w:pPr>
+      <w:r>
+        <w:br w:type="page"/>
+      </w:r>
+      <w:r>
+        <w:rPr>
+          <w:color w:val="FF0000"/>
+          <w:lang w:val="en-US"/>
+        </w:rPr>
+        <w:lastRenderedPageBreak/>
+        <w:t>red2</w:t>
+      </w:r>
+      <w:r>
+        <w:rPr>
+          <w:color w:val="FF0000"/>
+        </w:rPr>
+        <w:t>:</w:t>
+      </w:r>
+    </w:p>
+    <w:p>
+      <w:pPr>
+        <w:jc w:val="center"/>
+        <w:rPr>
+          <w:b/>
+          <w:bCs/>
+        </w:rPr>
+      </w:pPr>
+      <w:r>
+        <w:rPr>
+          <w:b/>
+          <w:bCs/>
+        </w:rPr>
+        <w:t>Настройка опций компиляции в Visual Studio</w:t>
+      </w:r>
+    </w:p>
+    <w:p>
+      <w:r>
+        <w:t xml:space="preserve">В Visual Studio можно задавать опции компиляции через </w:t>
+      </w:r>
+      <w:r>
+        <w:rPr>
+          <w:color w:val="0F9ED5" w:themeColor="accent4"/>
+        </w:rPr>
+        <w:t>Свойства</w:t>
+      </w:r>
+      <w:r>
+        <w:rPr>
+          <w:b/>
+          <w:bCs/>
+          <w:color w:val="0F9ED5" w:themeColor="accent4"/>
+        </w:rPr>
+        <w:t xml:space="preserve"> </w:t>
+      </w:r>
+      <w:r>
+        <w:rPr>
+          <w:color w:val="0F9ED5" w:themeColor="accent4"/>
+        </w:rPr>
+        <w:t>проекта</w:t>
+      </w:r>
+      <w:r>
+        <w:t>. Для этого:</w:t>
+      </w:r>
+    </w:p>
+    <w:p>
+      <w:pPr>
+        <w:numPr>
+          <w:ilvl w:val="0"/>
+          <w:numId w:val="41"/>
+        </w:numPr>
+      </w:pPr>
+      <w:r>
+        <w:t xml:space="preserve">Открываем </w:t>
+      </w:r>
+      <w:r>
+        <w:rPr>
+          <w:color w:val="0F9ED5" w:themeColor="accent4"/>
+        </w:rPr>
+        <w:t>Свойства</w:t>
+      </w:r>
+      <w:r>
+        <w:rPr>
+          <w:b/>
+          <w:bCs/>
+          <w:color w:val="0F9ED5" w:themeColor="accent4"/>
+        </w:rPr>
+        <w:t xml:space="preserve"> </w:t>
+      </w:r>
+      <w:r>
+        <w:rPr>
+          <w:color w:val="0F9ED5" w:themeColor="accent4"/>
+        </w:rPr>
+        <w:t xml:space="preserve">проекта </w:t>
+      </w:r>
+      <w:r>
+        <w:t>(</w:t>
+      </w:r>
+      <w:r>
+        <w:rPr>
+          <w:i/>
+          <w:iCs/>
+          <w:color w:val="0F9ED5" w:themeColor="accent4"/>
+        </w:rPr>
+        <w:t xml:space="preserve">ПКМ </w:t>
+      </w:r>
+      <w:r>
+        <w:rPr>
+          <w:i/>
+          <w:iCs/>
+        </w:rPr>
+        <w:t xml:space="preserve">по проекту → </w:t>
+      </w:r>
+      <w:r>
+        <w:rPr>
+          <w:i/>
+          <w:iCs/>
+          <w:color w:val="0F9ED5" w:themeColor="accent4"/>
+        </w:rPr>
+        <w:t>Свойства</w:t>
+      </w:r>
+      <w:r>
+        <w:t>).</w:t>
+      </w:r>
+      <w:r>
+        <w:br/>
+      </w:r>
+      <w:r>
+        <w:drawing>
+          <wp:inline distT="0" distB="0" distL="0" distR="0" wp14:anchorId="4E6FC273" wp14:editId="30838401">
+            <wp:extent cx="4839375" cy="6277851"/>
+            <wp:effectExtent l="0" t="0" r="0" b="8890"/>
+            <wp:docPr id="12" name="Рисунок 12"/>
+            <wp:cNvGraphicFramePr>
+              <a:graphicFrameLocks xmlns:a="http://schemas.openxmlformats.org/drawingml/2006/main" noChangeAspect="1"/>
+            </wp:cNvGraphicFramePr>
+            <a:graphic xmlns:a="http://schemas.openxmlformats.org/drawingml/2006/main">
+              <a:graphicData uri="http://schemas.openxmlformats.org/drawingml/2006/picture">
+                <pic:pic xmlns:pic="http://schemas.openxmlformats.org/drawingml/2006/picture">
+                  <pic:nvPicPr>
+                    <pic:cNvPr id="1" name=""/>
+                    <pic:cNvPicPr/>
+                  </pic:nvPicPr>
+                  <pic:blipFill>
+                    <a:blip r:embed="rId14"/>
+                    <a:stretch>
+                      <a:fillRect/>
+                    </a:stretch>
+                  </pic:blipFill>
+                  <pic:spPr>
+                    <a:xfrm>
+                      <a:off x="0" y="0"/>
+                      <a:ext cx="4839375" cy="6277851"/>
+                    </a:xfrm>
+                    <a:prstGeom prst="rect">
+                      <a:avLst/>
+                    </a:prstGeom>
+                  </pic:spPr>
+                </pic:pic>
+              </a:graphicData>
+            </a:graphic>
+          </wp:inline>
+        </w:drawing>
+      </w:r>
+    </w:p>
+    <w:p>
+      <w:pPr>
+        <w:numPr>
+          <w:ilvl w:val="0"/>
+          <w:numId w:val="41"/>
+        </w:numPr>
+      </w:pPr>
+      <w:r>
+        <w:lastRenderedPageBreak/>
+        <w:t xml:space="preserve">Переходим во вкладку </w:t>
+      </w:r>
+      <w:r>
+        <w:rPr>
+          <w:color w:val="0F9ED5" w:themeColor="accent4"/>
+        </w:rPr>
+        <w:t>C/C++ → Командная строка</w:t>
+      </w:r>
+      <w:r>
+        <w:t xml:space="preserve"> или в другие соответствующие параметры.</w:t>
+      </w:r>
+      <w:r>
+        <w:br/>
+      </w:r>
+      <w:r>
+        <w:drawing>
+          <wp:inline distT="0" distB="0" distL="0" distR="0" wp14:anchorId="1A836884" wp14:editId="59F756B0">
+            <wp:extent cx="5940425" cy="4139565"/>
+            <wp:effectExtent l="0" t="0" r="3175" b="0"/>
+            <wp:docPr id="13" name="Рисунок 13"/>
+            <wp:cNvGraphicFramePr>
+              <a:graphicFrameLocks xmlns:a="http://schemas.openxmlformats.org/drawingml/2006/main" noChangeAspect="1"/>
+            </wp:cNvGraphicFramePr>
+            <a:graphic xmlns:a="http://schemas.openxmlformats.org/drawingml/2006/main">
+              <a:graphicData uri="http://schemas.openxmlformats.org/drawingml/2006/picture">
+                <pic:pic xmlns:pic="http://schemas.openxmlformats.org/drawingml/2006/picture">
+                  <pic:nvPicPr>
+                    <pic:cNvPr id="1" name=""/>
+                    <pic:cNvPicPr/>
+                  </pic:nvPicPr>
+                  <pic:blipFill>
+                    <a:blip r:embed="rId15"/>
+                    <a:stretch>
+                      <a:fillRect/>
+                    </a:stretch>
+                  </pic:blipFill>
+                  <pic:spPr>
+                    <a:xfrm>
+                      <a:off x="0" y="0"/>
+                      <a:ext cx="5940425" cy="4139565"/>
+                    </a:xfrm>
+                    <a:prstGeom prst="rect">
+                      <a:avLst/>
+                    </a:prstGeom>
+                  </pic:spPr>
+                </pic:pic>
+              </a:graphicData>
+            </a:graphic>
+          </wp:inline>
+        </w:drawing>
+      </w:r>
+    </w:p>
     <w:p/>
+    <w:p>
+      <w:pPr>
+        <w:rPr>
+          <w:b/>
+          <w:bCs/>
+        </w:rPr>
+      </w:pPr>
+      <w:r>
+        <w:rPr>
+          <w:b/>
+          <w:bCs/>
+        </w:rPr>
+        <w:br w:type="page"/>
+      </w:r>
+    </w:p>
+    <w:p>
+      <w:pPr>
+        <w:jc w:val="center"/>
+        <w:rPr>
+          <w:b/>
+          <w:bCs/>
+        </w:rPr>
+      </w:pPr>
+      <w:r>
+        <w:rPr>
+          <w:b/>
+          <w:bCs/>
+        </w:rPr>
+        <w:lastRenderedPageBreak/>
+        <w:t>Выбор версии стандарта языка</w:t>
+      </w:r>
+    </w:p>
+    <w:p>
+      <w:r>
+        <w:t xml:space="preserve">Для </w:t>
+      </w:r>
+      <w:r>
+        <w:rPr>
+          <w:color w:val="0F9ED5" w:themeColor="accent4"/>
+        </w:rPr>
+        <w:t>C++:</w:t>
+      </w:r>
+    </w:p>
+    <w:p>
+      <w:pPr>
+        <w:pStyle w:val="a7"/>
+        <w:numPr>
+          <w:ilvl w:val="0"/>
+          <w:numId w:val="42"/>
+        </w:numPr>
+      </w:pPr>
+      <w:r>
+        <w:t xml:space="preserve">В </w:t>
+      </w:r>
+      <w:r>
+        <w:rPr>
+          <w:color w:val="0F9ED5" w:themeColor="accent4"/>
+        </w:rPr>
+        <w:t xml:space="preserve">свойствах </w:t>
+      </w:r>
+      <w:r>
+        <w:t xml:space="preserve">проекта открываем </w:t>
+      </w:r>
+      <w:r>
+        <w:rPr>
+          <w:color w:val="0F9ED5" w:themeColor="accent4"/>
+        </w:rPr>
+        <w:t>C/C++ → Стандарт языка</w:t>
+      </w:r>
+      <w:r>
+        <w:t>.</w:t>
+      </w:r>
+      <w:r>
+        <w:br/>
+      </w:r>
+      <w:r>
+        <w:drawing>
+          <wp:inline distT="0" distB="0" distL="0" distR="0" wp14:anchorId="07E77F17" wp14:editId="2DAFD3C4">
+            <wp:extent cx="5492195" cy="3781425"/>
+            <wp:effectExtent l="0" t="0" r="0" b="0"/>
+            <wp:docPr id="14" name="Рисунок 14"/>
+            <wp:cNvGraphicFramePr>
+              <a:graphicFrameLocks xmlns:a="http://schemas.openxmlformats.org/drawingml/2006/main" noChangeAspect="1"/>
+            </wp:cNvGraphicFramePr>
+            <a:graphic xmlns:a="http://schemas.openxmlformats.org/drawingml/2006/main">
+              <a:graphicData uri="http://schemas.openxmlformats.org/drawingml/2006/picture">
+                <pic:pic xmlns:pic="http://schemas.openxmlformats.org/drawingml/2006/picture">
+                  <pic:nvPicPr>
+                    <pic:cNvPr id="1" name=""/>
+                    <pic:cNvPicPr/>
+                  </pic:nvPicPr>
+                  <pic:blipFill>
+                    <a:blip r:embed="rId16"/>
+                    <a:stretch>
+                      <a:fillRect/>
+                    </a:stretch>
+                  </pic:blipFill>
+                  <pic:spPr>
+                    <a:xfrm>
+                      <a:off x="0" y="0"/>
+                      <a:ext cx="5496460" cy="3784362"/>
+                    </a:xfrm>
+                    <a:prstGeom prst="rect">
+                      <a:avLst/>
+                    </a:prstGeom>
+                  </pic:spPr>
+                </pic:pic>
+              </a:graphicData>
+            </a:graphic>
+          </wp:inline>
+        </w:drawing>
+      </w:r>
+    </w:p>
+    <w:p>
+      <w:pPr>
+        <w:pStyle w:val="a7"/>
+        <w:numPr>
+          <w:ilvl w:val="0"/>
+          <w:numId w:val="42"/>
+        </w:numPr>
+      </w:pPr>
+      <w:r>
+        <w:t xml:space="preserve">В параметре </w:t>
+      </w:r>
+      <w:r>
+        <w:rPr>
+          <w:color w:val="0F9ED5" w:themeColor="accent4"/>
+        </w:rPr>
+        <w:t>Стандарт</w:t>
+      </w:r>
+      <w:r>
+        <w:rPr>
+          <w:b/>
+          <w:bCs/>
+          <w:color w:val="0F9ED5" w:themeColor="accent4"/>
+        </w:rPr>
+        <w:t xml:space="preserve"> </w:t>
+      </w:r>
+      <w:r>
+        <w:rPr>
+          <w:color w:val="0F9ED5" w:themeColor="accent4"/>
+        </w:rPr>
+        <w:t>языка</w:t>
+      </w:r>
+      <w:r>
+        <w:rPr>
+          <w:b/>
+          <w:bCs/>
+          <w:color w:val="0F9ED5" w:themeColor="accent4"/>
+        </w:rPr>
+        <w:t xml:space="preserve"> </w:t>
+      </w:r>
+      <w:r>
+        <w:rPr>
+          <w:color w:val="0F9ED5" w:themeColor="accent4"/>
+        </w:rPr>
+        <w:t xml:space="preserve">C++ </w:t>
+      </w:r>
+      <w:r>
+        <w:t>выбираем нужную версию:</w:t>
+      </w:r>
+    </w:p>
+    <w:p>
+      <w:pPr>
+        <w:pStyle w:val="a7"/>
+        <w:numPr>
+          <w:ilvl w:val="0"/>
+          <w:numId w:val="44"/>
+        </w:numPr>
+        <w:rPr>
+          <w:color w:val="0F9ED5" w:themeColor="accent4"/>
+        </w:rPr>
+      </w:pPr>
+      <w:r>
+        <w:rPr>
+          <w:color w:val="0F9ED5" w:themeColor="accent4"/>
+        </w:rPr>
+        <w:t>C++14 (/</w:t>
+      </w:r>
+      <w:proofErr w:type="spellStart"/>
+      <w:r>
+        <w:rPr>
+          <w:color w:val="0F9ED5" w:themeColor="accent4"/>
+        </w:rPr>
+        <w:t>std:c</w:t>
+      </w:r>
+      <w:proofErr w:type="spellEnd"/>
+      <w:r>
+        <w:rPr>
+          <w:color w:val="0F9ED5" w:themeColor="accent4"/>
+        </w:rPr>
+        <w:t>++14)</w:t>
+      </w:r>
+    </w:p>
+    <w:p>
+      <w:pPr>
+        <w:pStyle w:val="a7"/>
+        <w:numPr>
+          <w:ilvl w:val="0"/>
+          <w:numId w:val="44"/>
+        </w:numPr>
+        <w:rPr>
+          <w:color w:val="0F9ED5" w:themeColor="accent4"/>
+        </w:rPr>
+      </w:pPr>
+      <w:r>
+        <w:rPr>
+          <w:color w:val="0F9ED5" w:themeColor="accent4"/>
+        </w:rPr>
+        <w:t>C++17 (/</w:t>
+      </w:r>
+      <w:proofErr w:type="spellStart"/>
+      <w:r>
+        <w:rPr>
+          <w:color w:val="0F9ED5" w:themeColor="accent4"/>
+        </w:rPr>
+        <w:t>std:c</w:t>
+      </w:r>
+      <w:proofErr w:type="spellEnd"/>
+      <w:r>
+        <w:rPr>
+          <w:color w:val="0F9ED5" w:themeColor="accent4"/>
+        </w:rPr>
+        <w:t>++17)</w:t>
+      </w:r>
+    </w:p>
+    <w:p>
+      <w:pPr>
+        <w:pStyle w:val="a7"/>
+        <w:numPr>
+          <w:ilvl w:val="0"/>
+          <w:numId w:val="44"/>
+        </w:numPr>
+        <w:rPr>
+          <w:color w:val="0F9ED5" w:themeColor="accent4"/>
+        </w:rPr>
+      </w:pPr>
+      <w:r>
+        <w:rPr>
+          <w:color w:val="0F9ED5" w:themeColor="accent4"/>
+        </w:rPr>
+        <w:t>C++20 (/</w:t>
+      </w:r>
+      <w:proofErr w:type="spellStart"/>
+      <w:r>
+        <w:rPr>
+          <w:color w:val="0F9ED5" w:themeColor="accent4"/>
+        </w:rPr>
+        <w:t>std:c</w:t>
+      </w:r>
+      <w:proofErr w:type="spellEnd"/>
+      <w:r>
+        <w:rPr>
+          <w:color w:val="0F9ED5" w:themeColor="accent4"/>
+        </w:rPr>
+        <w:t>++20)</w:t>
+      </w:r>
+    </w:p>
+    <w:p>
+      <w:pPr>
+        <w:pStyle w:val="a7"/>
+        <w:numPr>
+          <w:ilvl w:val="0"/>
+          <w:numId w:val="44"/>
+        </w:numPr>
+      </w:pPr>
+      <w:r>
+        <w:rPr>
+          <w:color w:val="0F9ED5" w:themeColor="accent4"/>
+        </w:rPr>
+        <w:t>C++</w:t>
+      </w:r>
+      <w:proofErr w:type="spellStart"/>
+      <w:r>
+        <w:rPr>
+          <w:color w:val="0F9ED5" w:themeColor="accent4"/>
+        </w:rPr>
+        <w:t>latest</w:t>
+      </w:r>
+      <w:proofErr w:type="spellEnd"/>
+      <w:r>
+        <w:rPr>
+          <w:color w:val="0F9ED5" w:themeColor="accent4"/>
+        </w:rPr>
+        <w:t xml:space="preserve"> (/</w:t>
+      </w:r>
+      <w:proofErr w:type="spellStart"/>
+      <w:r>
+        <w:rPr>
+          <w:color w:val="0F9ED5" w:themeColor="accent4"/>
+        </w:rPr>
+        <w:t>std:c</w:t>
+      </w:r>
+      <w:proofErr w:type="spellEnd"/>
+      <w:r>
+        <w:rPr>
+          <w:color w:val="0F9ED5" w:themeColor="accent4"/>
+        </w:rPr>
+        <w:t>++</w:t>
+      </w:r>
+      <w:proofErr w:type="spellStart"/>
+      <w:r>
+        <w:rPr>
+          <w:color w:val="0F9ED5" w:themeColor="accent4"/>
+        </w:rPr>
+        <w:t>latest</w:t>
+      </w:r>
+      <w:proofErr w:type="spellEnd"/>
+      <w:r>
+        <w:rPr>
+          <w:color w:val="0F9ED5" w:themeColor="accent4"/>
+        </w:rPr>
+        <w:t xml:space="preserve">) </w:t>
+      </w:r>
+      <w:r>
+        <w:t>(экспериментальные функции)</w:t>
+      </w:r>
+      <w:r>
+        <w:br/>
+      </w:r>
+      <w:r>
+        <w:drawing>
+          <wp:inline distT="0" distB="0" distL="0" distR="0" wp14:anchorId="6F8725B1" wp14:editId="2EBDF03D">
+            <wp:extent cx="5449060" cy="1390844"/>
+            <wp:effectExtent l="0" t="0" r="0" b="0"/>
+            <wp:docPr id="15" name="Рисунок 15"/>
+            <wp:cNvGraphicFramePr>
+              <a:graphicFrameLocks xmlns:a="http://schemas.openxmlformats.org/drawingml/2006/main" noChangeAspect="1"/>
+            </wp:cNvGraphicFramePr>
+            <a:graphic xmlns:a="http://schemas.openxmlformats.org/drawingml/2006/main">
+              <a:graphicData uri="http://schemas.openxmlformats.org/drawingml/2006/picture">
+                <pic:pic xmlns:pic="http://schemas.openxmlformats.org/drawingml/2006/picture">
+                  <pic:nvPicPr>
+                    <pic:cNvPr id="1" name=""/>
+                    <pic:cNvPicPr/>
+                  </pic:nvPicPr>
+                  <pic:blipFill>
+                    <a:blip r:embed="rId17"/>
+                    <a:stretch>
+                      <a:fillRect/>
+                    </a:stretch>
+                  </pic:blipFill>
+                  <pic:spPr>
+                    <a:xfrm>
+                      <a:off x="0" y="0"/>
+                      <a:ext cx="5449060" cy="1390844"/>
+                    </a:xfrm>
+                    <a:prstGeom prst="rect">
+                      <a:avLst/>
+                    </a:prstGeom>
+                  </pic:spPr>
+                </pic:pic>
+              </a:graphicData>
+            </a:graphic>
+          </wp:inline>
+        </w:drawing>
+      </w:r>
+    </w:p>
+    <w:p>
+      <w:pPr>
+        <w:rPr>
+          <w:b/>
+          <w:bCs/>
+        </w:rPr>
+      </w:pPr>
+      <w:r>
+        <w:rPr>
+          <w:b/>
+          <w:bCs/>
+        </w:rPr>
+        <w:br w:type="page"/>
+      </w:r>
+    </w:p>
+    <w:p>
+      <w:pPr>
+        <w:jc w:val="center"/>
+        <w:rPr>
+          <w:b/>
+          <w:bCs/>
+        </w:rPr>
+      </w:pPr>
+      <w:r>
+        <w:rPr>
+          <w:b/>
+          <w:bCs/>
+        </w:rPr>
+        <w:lastRenderedPageBreak/>
+        <w:t>Настройка оптимизации кода</w:t>
+      </w:r>
+    </w:p>
+    <w:p>
+      <w:r>
+        <w:t>Оптимизация управляется флагами компилятора:</w:t>
+      </w:r>
+    </w:p>
+    <w:p>
+      <w:pPr>
+        <w:pStyle w:val="a7"/>
+        <w:numPr>
+          <w:ilvl w:val="0"/>
+          <w:numId w:val="45"/>
+        </w:numPr>
+      </w:pPr>
+      <w:r>
+        <w:t xml:space="preserve">В свойствах проекта переходим в </w:t>
+      </w:r>
+      <w:r>
+        <w:rPr>
+          <w:b/>
+          <w:bCs/>
+        </w:rPr>
+        <w:t>C/C++ → Оптимизация</w:t>
+      </w:r>
+      <w:r>
+        <w:t>.</w:t>
+      </w:r>
+      <w:r>
+        <w:br/>
+      </w:r>
+      <w:r>
+        <w:drawing>
+          <wp:inline distT="0" distB="0" distL="0" distR="0" wp14:anchorId="46009789" wp14:editId="73EC5989">
+            <wp:extent cx="5105400" cy="3532577"/>
+            <wp:effectExtent l="0" t="0" r="0" b="0"/>
+            <wp:docPr id="16" name="Рисунок 16"/>
+            <wp:cNvGraphicFramePr>
+              <a:graphicFrameLocks xmlns:a="http://schemas.openxmlformats.org/drawingml/2006/main" noChangeAspect="1"/>
+            </wp:cNvGraphicFramePr>
+            <a:graphic xmlns:a="http://schemas.openxmlformats.org/drawingml/2006/main">
+              <a:graphicData uri="http://schemas.openxmlformats.org/drawingml/2006/picture">
+                <pic:pic xmlns:pic="http://schemas.openxmlformats.org/drawingml/2006/picture">
+                  <pic:nvPicPr>
+                    <pic:cNvPr id="1" name=""/>
+                    <pic:cNvPicPr/>
+                  </pic:nvPicPr>
+                  <pic:blipFill>
+                    <a:blip r:embed="rId18"/>
+                    <a:stretch>
+                      <a:fillRect/>
+                    </a:stretch>
+                  </pic:blipFill>
+                  <pic:spPr>
+                    <a:xfrm>
+                      <a:off x="0" y="0"/>
+                      <a:ext cx="5109671" cy="3535532"/>
+                    </a:xfrm>
+                    <a:prstGeom prst="rect">
+                      <a:avLst/>
+                    </a:prstGeom>
+                  </pic:spPr>
+                </pic:pic>
+              </a:graphicData>
+            </a:graphic>
+          </wp:inline>
+        </w:drawing>
+      </w:r>
+    </w:p>
+    <w:p>
+      <w:pPr>
+        <w:pStyle w:val="a7"/>
+        <w:numPr>
+          <w:ilvl w:val="0"/>
+          <w:numId w:val="45"/>
+        </w:numPr>
+      </w:pPr>
+      <w:r>
+        <w:t>Выбираем уровень оптимизации:</w:t>
+      </w:r>
+    </w:p>
+    <w:p>
+      <w:pPr>
+        <w:pStyle w:val="a7"/>
+        <w:numPr>
+          <w:ilvl w:val="0"/>
+          <w:numId w:val="46"/>
+        </w:numPr>
+      </w:pPr>
+      <w:r>
+        <w:t>/</w:t>
+      </w:r>
+      <w:proofErr w:type="spellStart"/>
+      <w:r>
+        <w:t>Od</w:t>
+      </w:r>
+      <w:proofErr w:type="spellEnd"/>
+      <w:r>
+        <w:t xml:space="preserve"> – Без оптимизации (для отладки).</w:t>
+      </w:r>
+    </w:p>
+    <w:p>
+      <w:pPr>
+        <w:pStyle w:val="a7"/>
+        <w:numPr>
+          <w:ilvl w:val="0"/>
+          <w:numId w:val="46"/>
+        </w:numPr>
+      </w:pPr>
+      <w:r>
+        <w:t>/O1 – Оптимизация по размеру.</w:t>
+      </w:r>
+    </w:p>
+    <w:p>
+      <w:pPr>
+        <w:pStyle w:val="a7"/>
+        <w:numPr>
+          <w:ilvl w:val="0"/>
+          <w:numId w:val="46"/>
+        </w:numPr>
+      </w:pPr>
+      <w:r>
+        <w:t>/O2 – Оптимизация по скорости.</w:t>
+      </w:r>
+    </w:p>
+    <w:p>
+      <w:pPr>
+        <w:pStyle w:val="a7"/>
+        <w:numPr>
+          <w:ilvl w:val="0"/>
+          <w:numId w:val="46"/>
+        </w:numPr>
+      </w:pPr>
+      <w:r>
+        <w:t>/</w:t>
+      </w:r>
+      <w:proofErr w:type="spellStart"/>
+      <w:r>
+        <w:t>Ox</w:t>
+      </w:r>
+      <w:proofErr w:type="spellEnd"/>
+      <w:r>
+        <w:t xml:space="preserve"> – Максимальная оптимизация.</w:t>
+      </w:r>
+    </w:p>
+    <w:p>
+      <w:pPr>
+        <w:pStyle w:val="a7"/>
+      </w:pPr>
+      <w:r>
+        <w:drawing>
+          <wp:inline distT="0" distB="0" distL="0" distR="0" wp14:anchorId="3CF3F115" wp14:editId="75747D5E">
+            <wp:extent cx="5258534" cy="1324160"/>
+            <wp:effectExtent l="0" t="0" r="0" b="9525"/>
+            <wp:docPr id="17" name="Рисунок 17"/>
+            <wp:cNvGraphicFramePr>
+              <a:graphicFrameLocks xmlns:a="http://schemas.openxmlformats.org/drawingml/2006/main" noChangeAspect="1"/>
+            </wp:cNvGraphicFramePr>
+            <a:graphic xmlns:a="http://schemas.openxmlformats.org/drawingml/2006/main">
+              <a:graphicData uri="http://schemas.openxmlformats.org/drawingml/2006/picture">
+                <pic:pic xmlns:pic="http://schemas.openxmlformats.org/drawingml/2006/picture">
+                  <pic:nvPicPr>
+                    <pic:cNvPr id="1" name=""/>
+                    <pic:cNvPicPr/>
+                  </pic:nvPicPr>
+                  <pic:blipFill>
+                    <a:blip r:embed="rId19"/>
+                    <a:stretch>
+                      <a:fillRect/>
+                    </a:stretch>
+                  </pic:blipFill>
+                  <pic:spPr>
+                    <a:xfrm>
+                      <a:off x="0" y="0"/>
+                      <a:ext cx="5258534" cy="1324160"/>
+                    </a:xfrm>
+                    <a:prstGeom prst="rect">
+                      <a:avLst/>
+                    </a:prstGeom>
+                  </pic:spPr>
+                </pic:pic>
+              </a:graphicData>
+            </a:graphic>
+          </wp:inline>
+        </w:drawing>
+      </w:r>
+    </w:p>
     <w:sectPr>
       <w:pgSz w:w="11906" w:h="16838"/>
       <w:pgMar w:top="1134" w:right="850" w:bottom="1134" w:left="1701" w:header="708" w:footer="708" w:gutter="0"/>
@@ -5752,6 +6516,95 @@
     </w:lvl>
   </w:abstractNum>
   <w:abstractNum w:abstractNumId="1" w15:restartNumberingAfterBreak="0">
+    <w:nsid w:val="0175060D"/>
+    <w:multiLevelType w:val="hybridMultilevel"/>
+    <w:tmpl w:val="D314448E"/>
+    <w:lvl w:ilvl="0" w:tplc="0419000F">
+      <w:start w:val="1"/>
+      <w:numFmt w:val="decimal"/>
+      <w:lvlText w:val="%1."/>
+      <w:lvlJc w:val="left"/>
+      <w:pPr>
+        <w:ind w:left="720" w:hanging="360"/>
+      </w:pPr>
+      <w:rPr>
+        <w:rFonts w:hint="default"/>
+      </w:rPr>
+    </w:lvl>
+    <w:lvl w:ilvl="1" w:tplc="04190019" w:tentative="1">
+      <w:start w:val="1"/>
+      <w:numFmt w:val="lowerLetter"/>
+      <w:lvlText w:val="%2."/>
+      <w:lvlJc w:val="left"/>
+      <w:pPr>
+        <w:ind w:left="1440" w:hanging="360"/>
+      </w:pPr>
+    </w:lvl>
+    <w:lvl w:ilvl="2" w:tplc="0419001B" w:tentative="1">
+      <w:start w:val="1"/>
+      <w:numFmt w:val="lowerRoman"/>
+      <w:lvlText w:val="%3."/>
+      <w:lvlJc w:val="right"/>
+      <w:pPr>
+        <w:ind w:left="2160" w:hanging="180"/>
+      </w:pPr>
+    </w:lvl>
+    <w:lvl w:ilvl="3" w:tplc="0419000F" w:tentative="1">
+      <w:start w:val="1"/>
+      <w:numFmt w:val="decimal"/>
+      <w:lvlText w:val="%4."/>
+      <w:lvlJc w:val="left"/>
+      <w:pPr>
+        <w:ind w:left="2880" w:hanging="360"/>
+      </w:pPr>
+    </w:lvl>
+    <w:lvl w:ilvl="4" w:tplc="04190019" w:tentative="1">
+      <w:start w:val="1"/>
+      <w:numFmt w:val="lowerLetter"/>
+      <w:lvlText w:val="%5."/>
+      <w:lvlJc w:val="left"/>
+      <w:pPr>
+        <w:ind w:left="3600" w:hanging="360"/>
+      </w:pPr>
+    </w:lvl>
+    <w:lvl w:ilvl="5" w:tplc="0419001B" w:tentative="1">
+      <w:start w:val="1"/>
+      <w:numFmt w:val="lowerRoman"/>
+      <w:lvlText w:val="%6."/>
+      <w:lvlJc w:val="right"/>
+      <w:pPr>
+        <w:ind w:left="4320" w:hanging="180"/>
+      </w:pPr>
+    </w:lvl>
+    <w:lvl w:ilvl="6" w:tplc="0419000F" w:tentative="1">
+      <w:start w:val="1"/>
+      <w:numFmt w:val="decimal"/>
+      <w:lvlText w:val="%7."/>
+      <w:lvlJc w:val="left"/>
+      <w:pPr>
+        <w:ind w:left="5040" w:hanging="360"/>
+      </w:pPr>
+    </w:lvl>
+    <w:lvl w:ilvl="7" w:tplc="04190019" w:tentative="1">
+      <w:start w:val="1"/>
+      <w:numFmt w:val="lowerLetter"/>
+      <w:lvlText w:val="%8."/>
+      <w:lvlJc w:val="left"/>
+      <w:pPr>
+        <w:ind w:left="5760" w:hanging="360"/>
+      </w:pPr>
+    </w:lvl>
+    <w:lvl w:ilvl="8" w:tplc="0419001B" w:tentative="1">
+      <w:start w:val="1"/>
+      <w:numFmt w:val="lowerRoman"/>
+      <w:lvlText w:val="%9."/>
+      <w:lvlJc w:val="right"/>
+      <w:pPr>
+        <w:ind w:left="6480" w:hanging="180"/>
+      </w:pPr>
+    </w:lvl>
+  </w:abstractNum>
+  <w:abstractNum w:abstractNumId="2" w15:restartNumberingAfterBreak="0">
     <w:nsid w:val="04166BA9"/>
     <w:multiLevelType w:val="hybridMultilevel"/>
     <w:tmpl w:val="19AC4B42"/>
@@ -5864,7 +6717,7 @@
       </w:rPr>
     </w:lvl>
   </w:abstractNum>
-  <w:abstractNum w:abstractNumId="2" w15:restartNumberingAfterBreak="0">
+  <w:abstractNum w:abstractNumId="3" w15:restartNumberingAfterBreak="0">
     <w:nsid w:val="06692540"/>
     <w:multiLevelType w:val="multilevel"/>
     <w:tmpl w:val="80629922"/>
@@ -6013,7 +6866,7 @@
       </w:rPr>
     </w:lvl>
   </w:abstractNum>
-  <w:abstractNum w:abstractNumId="3" w15:restartNumberingAfterBreak="0">
+  <w:abstractNum w:abstractNumId="4" w15:restartNumberingAfterBreak="0">
     <w:nsid w:val="08CF243B"/>
     <w:multiLevelType w:val="hybridMultilevel"/>
     <w:tmpl w:val="394EB34A"/>
@@ -6126,7 +6979,7 @@
       </w:rPr>
     </w:lvl>
   </w:abstractNum>
-  <w:abstractNum w:abstractNumId="4" w15:restartNumberingAfterBreak="0">
+  <w:abstractNum w:abstractNumId="5" w15:restartNumberingAfterBreak="0">
     <w:nsid w:val="09BB7F29"/>
     <w:multiLevelType w:val="hybridMultilevel"/>
     <w:tmpl w:val="1806E592"/>
@@ -6239,7 +7092,7 @@
       </w:rPr>
     </w:lvl>
   </w:abstractNum>
-  <w:abstractNum w:abstractNumId="5" w15:restartNumberingAfterBreak="0">
+  <w:abstractNum w:abstractNumId="6" w15:restartNumberingAfterBreak="0">
     <w:nsid w:val="0F9B646E"/>
     <w:multiLevelType w:val="multilevel"/>
     <w:tmpl w:val="2B862816"/>
@@ -6356,7 +7209,7 @@
       </w:pPr>
     </w:lvl>
   </w:abstractNum>
-  <w:abstractNum w:abstractNumId="6" w15:restartNumberingAfterBreak="0">
+  <w:abstractNum w:abstractNumId="7" w15:restartNumberingAfterBreak="0">
     <w:nsid w:val="153665EE"/>
     <w:multiLevelType w:val="multilevel"/>
     <w:tmpl w:val="5F92DDDE"/>
@@ -6505,7 +7358,7 @@
       </w:rPr>
     </w:lvl>
   </w:abstractNum>
-  <w:abstractNum w:abstractNumId="7" w15:restartNumberingAfterBreak="0">
+  <w:abstractNum w:abstractNumId="8" w15:restartNumberingAfterBreak="0">
     <w:nsid w:val="18965DDE"/>
     <w:multiLevelType w:val="multilevel"/>
     <w:tmpl w:val="B4A0D33A"/>
@@ -6654,7 +7507,96 @@
       </w:rPr>
     </w:lvl>
   </w:abstractNum>
-  <w:abstractNum w:abstractNumId="8" w15:restartNumberingAfterBreak="0">
+  <w:abstractNum w:abstractNumId="9" w15:restartNumberingAfterBreak="0">
+    <w:nsid w:val="18F936A4"/>
+    <w:multiLevelType w:val="hybridMultilevel"/>
+    <w:tmpl w:val="03E6E00E"/>
+    <w:lvl w:ilvl="0" w:tplc="0419000F">
+      <w:start w:val="1"/>
+      <w:numFmt w:val="decimal"/>
+      <w:lvlText w:val="%1."/>
+      <w:lvlJc w:val="left"/>
+      <w:pPr>
+        <w:ind w:left="720" w:hanging="360"/>
+      </w:pPr>
+      <w:rPr>
+        <w:rFonts w:hint="default"/>
+      </w:rPr>
+    </w:lvl>
+    <w:lvl w:ilvl="1" w:tplc="04190019" w:tentative="1">
+      <w:start w:val="1"/>
+      <w:numFmt w:val="lowerLetter"/>
+      <w:lvlText w:val="%2."/>
+      <w:lvlJc w:val="left"/>
+      <w:pPr>
+        <w:ind w:left="1440" w:hanging="360"/>
+      </w:pPr>
+    </w:lvl>
+    <w:lvl w:ilvl="2" w:tplc="0419001B" w:tentative="1">
+      <w:start w:val="1"/>
+      <w:numFmt w:val="lowerRoman"/>
+      <w:lvlText w:val="%3."/>
+      <w:lvlJc w:val="right"/>
+      <w:pPr>
+        <w:ind w:left="2160" w:hanging="180"/>
+      </w:pPr>
+    </w:lvl>
+    <w:lvl w:ilvl="3" w:tplc="0419000F" w:tentative="1">
+      <w:start w:val="1"/>
+      <w:numFmt w:val="decimal"/>
+      <w:lvlText w:val="%4."/>
+      <w:lvlJc w:val="left"/>
+      <w:pPr>
+        <w:ind w:left="2880" w:hanging="360"/>
+      </w:pPr>
+    </w:lvl>
+    <w:lvl w:ilvl="4" w:tplc="04190019" w:tentative="1">
+      <w:start w:val="1"/>
+      <w:numFmt w:val="lowerLetter"/>
+      <w:lvlText w:val="%5."/>
+      <w:lvlJc w:val="left"/>
+      <w:pPr>
+        <w:ind w:left="3600" w:hanging="360"/>
+      </w:pPr>
+    </w:lvl>
+    <w:lvl w:ilvl="5" w:tplc="0419001B" w:tentative="1">
+      <w:start w:val="1"/>
+      <w:numFmt w:val="lowerRoman"/>
+      <w:lvlText w:val="%6."/>
+      <w:lvlJc w:val="right"/>
+      <w:pPr>
+        <w:ind w:left="4320" w:hanging="180"/>
+      </w:pPr>
+    </w:lvl>
+    <w:lvl w:ilvl="6" w:tplc="0419000F" w:tentative="1">
+      <w:start w:val="1"/>
+      <w:numFmt w:val="decimal"/>
+      <w:lvlText w:val="%7."/>
+      <w:lvlJc w:val="left"/>
+      <w:pPr>
+        <w:ind w:left="5040" w:hanging="360"/>
+      </w:pPr>
+    </w:lvl>
+    <w:lvl w:ilvl="7" w:tplc="04190019" w:tentative="1">
+      <w:start w:val="1"/>
+      <w:numFmt w:val="lowerLetter"/>
+      <w:lvlText w:val="%8."/>
+      <w:lvlJc w:val="left"/>
+      <w:pPr>
+        <w:ind w:left="5760" w:hanging="360"/>
+      </w:pPr>
+    </w:lvl>
+    <w:lvl w:ilvl="8" w:tplc="0419001B" w:tentative="1">
+      <w:start w:val="1"/>
+      <w:numFmt w:val="lowerRoman"/>
+      <w:lvlText w:val="%9."/>
+      <w:lvlJc w:val="right"/>
+      <w:pPr>
+        <w:ind w:left="6480" w:hanging="180"/>
+      </w:pPr>
+    </w:lvl>
+  </w:abstractNum>
+  <w:abstractNum w:abstractNumId="10" w15:restartNumberingAfterBreak="0">
     <w:nsid w:val="1FD56F4F"/>
     <w:multiLevelType w:val="hybridMultilevel"/>
     <w:tmpl w:val="128E1EF2"/>
@@ -6767,7 +7709,7 @@
       </w:rPr>
     </w:lvl>
   </w:abstractNum>
-  <w:abstractNum w:abstractNumId="9" w15:restartNumberingAfterBreak="0">
+  <w:abstractNum w:abstractNumId="11" w15:restartNumberingAfterBreak="0">
     <w:nsid w:val="20941861"/>
     <w:multiLevelType w:val="multilevel"/>
     <w:tmpl w:val="0D863C02"/>
@@ -6916,7 +7858,7 @@
       </w:rPr>
     </w:lvl>
   </w:abstractNum>
-  <w:abstractNum w:abstractNumId="10" w15:restartNumberingAfterBreak="0">
+  <w:abstractNum w:abstractNumId="12" w15:restartNumberingAfterBreak="0">
     <w:nsid w:val="21ED28FE"/>
     <w:multiLevelType w:val="multilevel"/>
     <w:tmpl w:val="80629922"/>
@@ -7065,7 +8007,7 @@
       </w:rPr>
     </w:lvl>
   </w:abstractNum>
-  <w:abstractNum w:abstractNumId="11" w15:restartNumberingAfterBreak="0">
+  <w:abstractNum w:abstractNumId="13" w15:restartNumberingAfterBreak="0">
     <w:nsid w:val="22D33585"/>
     <w:multiLevelType w:val="multilevel"/>
     <w:tmpl w:val="C1661C02"/>
@@ -7214,7 +8156,7 @@
       </w:rPr>
     </w:lvl>
   </w:abstractNum>
-  <w:abstractNum w:abstractNumId="12" w15:restartNumberingAfterBreak="0">
+  <w:abstractNum w:abstractNumId="14" w15:restartNumberingAfterBreak="0">
     <w:nsid w:val="25422118"/>
     <w:multiLevelType w:val="hybridMultilevel"/>
     <w:tmpl w:val="B0BA7726"/>
@@ -7327,7 +8269,7 @@
       </w:rPr>
     </w:lvl>
   </w:abstractNum>
-  <w:abstractNum w:abstractNumId="13" w15:restartNumberingAfterBreak="0">
+  <w:abstractNum w:abstractNumId="15" w15:restartNumberingAfterBreak="0">
     <w:nsid w:val="29DA411A"/>
     <w:multiLevelType w:val="hybridMultilevel"/>
     <w:tmpl w:val="6560AE1E"/>
@@ -7440,7 +8382,7 @@
       </w:rPr>
     </w:lvl>
   </w:abstractNum>
-  <w:abstractNum w:abstractNumId="14" w15:restartNumberingAfterBreak="0">
+  <w:abstractNum w:abstractNumId="16" w15:restartNumberingAfterBreak="0">
     <w:nsid w:val="2EC15080"/>
     <w:multiLevelType w:val="hybridMultilevel"/>
     <w:tmpl w:val="EA8E0AD0"/>
@@ -7553,7 +8495,7 @@
       </w:rPr>
     </w:lvl>
   </w:abstractNum>
-  <w:abstractNum w:abstractNumId="15" w15:restartNumberingAfterBreak="0">
+  <w:abstractNum w:abstractNumId="17" w15:restartNumberingAfterBreak="0">
     <w:nsid w:val="2F905295"/>
     <w:multiLevelType w:val="multilevel"/>
     <w:tmpl w:val="B5E00604"/>
@@ -7702,7 +8644,7 @@
       </w:rPr>
     </w:lvl>
   </w:abstractNum>
-  <w:abstractNum w:abstractNumId="16" w15:restartNumberingAfterBreak="0">
+  <w:abstractNum w:abstractNumId="18" w15:restartNumberingAfterBreak="0">
     <w:nsid w:val="2FA161FE"/>
     <w:multiLevelType w:val="multilevel"/>
     <w:tmpl w:val="3F669EBE"/>
@@ -7851,7 +8793,7 @@
       </w:rPr>
     </w:lvl>
   </w:abstractNum>
-  <w:abstractNum w:abstractNumId="17" w15:restartNumberingAfterBreak="0">
+  <w:abstractNum w:abstractNumId="19" w15:restartNumberingAfterBreak="0">
     <w:nsid w:val="2FB15C7E"/>
     <w:multiLevelType w:val="hybridMultilevel"/>
     <w:tmpl w:val="4AE6CD96"/>
@@ -7964,7 +8906,7 @@
       </w:rPr>
     </w:lvl>
   </w:abstractNum>
-  <w:abstractNum w:abstractNumId="18" w15:restartNumberingAfterBreak="0">
+  <w:abstractNum w:abstractNumId="20" w15:restartNumberingAfterBreak="0">
     <w:nsid w:val="345A2DC3"/>
     <w:multiLevelType w:val="multilevel"/>
     <w:tmpl w:val="80629922"/>
@@ -8113,7 +9055,7 @@
       </w:rPr>
     </w:lvl>
   </w:abstractNum>
-  <w:abstractNum w:abstractNumId="19" w15:restartNumberingAfterBreak="0">
+  <w:abstractNum w:abstractNumId="21" w15:restartNumberingAfterBreak="0">
     <w:nsid w:val="36DF3DEF"/>
     <w:multiLevelType w:val="hybridMultilevel"/>
     <w:tmpl w:val="7DFEEEB8"/>
@@ -8226,7 +9168,7 @@
       </w:rPr>
     </w:lvl>
   </w:abstractNum>
-  <w:abstractNum w:abstractNumId="20" w15:restartNumberingAfterBreak="0">
+  <w:abstractNum w:abstractNumId="22" w15:restartNumberingAfterBreak="0">
     <w:nsid w:val="38485897"/>
     <w:multiLevelType w:val="multilevel"/>
     <w:tmpl w:val="5EE62C20"/>
@@ -8375,7 +9317,7 @@
       </w:rPr>
     </w:lvl>
   </w:abstractNum>
-  <w:abstractNum w:abstractNumId="21" w15:restartNumberingAfterBreak="0">
+  <w:abstractNum w:abstractNumId="23" w15:restartNumberingAfterBreak="0">
     <w:nsid w:val="3D0B00D6"/>
     <w:multiLevelType w:val="multilevel"/>
     <w:tmpl w:val="5E4846E6"/>
@@ -8492,7 +9434,7 @@
       </w:pPr>
     </w:lvl>
   </w:abstractNum>
-  <w:abstractNum w:abstractNumId="22" w15:restartNumberingAfterBreak="0">
+  <w:abstractNum w:abstractNumId="24" w15:restartNumberingAfterBreak="0">
     <w:nsid w:val="41D13D72"/>
     <w:multiLevelType w:val="multilevel"/>
     <w:tmpl w:val="EC8EA16C"/>
@@ -8641,7 +9583,120 @@
       </w:rPr>
     </w:lvl>
   </w:abstractNum>
-  <w:abstractNum w:abstractNumId="23" w15:restartNumberingAfterBreak="0">
+  <w:abstractNum w:abstractNumId="25" w15:restartNumberingAfterBreak="0">
+    <w:nsid w:val="42050B4A"/>
+    <w:multiLevelType w:val="hybridMultilevel"/>
+    <w:tmpl w:val="6A6E7F1E"/>
+    <w:lvl w:ilvl="0" w:tplc="04190001">
+      <w:start w:val="1"/>
+      <w:numFmt w:val="bullet"/>
+      <w:lvlText w:val=""/>
+      <w:lvlJc w:val="left"/>
+      <w:pPr>
+        <w:ind w:left="1440" w:hanging="360"/>
+      </w:pPr>
+      <w:rPr>
+        <w:rFonts w:ascii="Symbol" w:hAnsi="Symbol" w:hint="default"/>
+      </w:rPr>
+    </w:lvl>
+    <w:lvl w:ilvl="1" w:tplc="04190003" w:tentative="1">
+      <w:start w:val="1"/>
+      <w:numFmt w:val="bullet"/>
+      <w:lvlText w:val="o"/>
+      <w:lvlJc w:val="left"/>
+      <w:pPr>
+        <w:ind w:left="2160" w:hanging="360"/>
+      </w:pPr>
+      <w:rPr>
+        <w:rFonts w:ascii="Courier New" w:hAnsi="Courier New" w:cs="Courier New" w:hint="default"/>
+      </w:rPr>
+    </w:lvl>
+    <w:lvl w:ilvl="2" w:tplc="04190005" w:tentative="1">
+      <w:start w:val="1"/>
+      <w:numFmt w:val="bullet"/>
+      <w:lvlText w:val=""/>
+      <w:lvlJc w:val="left"/>
+      <w:pPr>
+        <w:ind w:left="2880" w:hanging="360"/>
+      </w:pPr>
+      <w:rPr>
+        <w:rFonts w:ascii="Wingdings" w:hAnsi="Wingdings" w:hint="default"/>
+      </w:rPr>
+    </w:lvl>
+    <w:lvl w:ilvl="3" w:tplc="04190001" w:tentative="1">
+      <w:start w:val="1"/>
+      <w:numFmt w:val="bullet"/>
+      <w:lvlText w:val=""/>
+      <w:lvlJc w:val="left"/>
+      <w:pPr>
+        <w:ind w:left="3600" w:hanging="360"/>
+      </w:pPr>
+      <w:rPr>
+        <w:rFonts w:ascii="Symbol" w:hAnsi="Symbol" w:hint="default"/>
+      </w:rPr>
+    </w:lvl>
+    <w:lvl w:ilvl="4" w:tplc="04190003" w:tentative="1">
+      <w:start w:val="1"/>
+      <w:numFmt w:val="bullet"/>
+      <w:lvlText w:val="o"/>
+      <w:lvlJc w:val="left"/>
+      <w:pPr>
+        <w:ind w:left="4320" w:hanging="360"/>
+      </w:pPr>
+      <w:rPr>
+        <w:rFonts w:ascii="Courier New" w:hAnsi="Courier New" w:cs="Courier New" w:hint="default"/>
+      </w:rPr>
+    </w:lvl>
+    <w:lvl w:ilvl="5" w:tplc="04190005" w:tentative="1">
+      <w:start w:val="1"/>
+      <w:numFmt w:val="bullet"/>
+      <w:lvlText w:val=""/>
+      <w:lvlJc w:val="left"/>
+      <w:pPr>
+        <w:ind w:left="5040" w:hanging="360"/>
+      </w:pPr>
+      <w:rPr>
+        <w:rFonts w:ascii="Wingdings" w:hAnsi="Wingdings" w:hint="default"/>
+      </w:rPr>
+    </w:lvl>
+    <w:lvl w:ilvl="6" w:tplc="04190001" w:tentative="1">
+      <w:start w:val="1"/>
+      <w:numFmt w:val="bullet"/>
+      <w:lvlText w:val=""/>
+      <w:lvlJc w:val="left"/>
+      <w:pPr>
+        <w:ind w:left="5760" w:hanging="360"/>
+      </w:pPr>
+      <w:rPr>
+        <w:rFonts w:ascii="Symbol" w:hAnsi="Symbol" w:hint="default"/>
+      </w:rPr>
+    </w:lvl>
+    <w:lvl w:ilvl="7" w:tplc="04190003" w:tentative="1">
+      <w:start w:val="1"/>
+      <w:numFmt w:val="bullet"/>
+      <w:lvlText w:val="o"/>
+      <w:lvlJc w:val="left"/>
+      <w:pPr>
+        <w:ind w:left="6480" w:hanging="360"/>
+      </w:pPr>
+      <w:rPr>
+        <w:rFonts w:ascii="Courier New" w:hAnsi="Courier New" w:cs="Courier New" w:hint="default"/>
+      </w:rPr>
+    </w:lvl>
+    <w:lvl w:ilvl="8" w:tplc="04190005" w:tentative="1">
+      <w:start w:val="1"/>
+      <w:numFmt w:val="bullet"/>
+      <w:lvlText w:val=""/>
+      <w:lvlJc w:val="left"/>
+      <w:pPr>
+        <w:ind w:left="7200" w:hanging="360"/>
+      </w:pPr>
+      <w:rPr>
+        <w:rFonts w:ascii="Wingdings" w:hAnsi="Wingdings" w:hint="default"/>
+      </w:rPr>
+    </w:lvl>
+  </w:abstractNum>
+  <w:abstractNum w:abstractNumId="26" w15:restartNumberingAfterBreak="0">
     <w:nsid w:val="42F8696A"/>
     <w:multiLevelType w:val="multilevel"/>
     <w:tmpl w:val="80629922"/>
@@ -8790,7 +9845,7 @@
       </w:rPr>
     </w:lvl>
   </w:abstractNum>
-  <w:abstractNum w:abstractNumId="24" w15:restartNumberingAfterBreak="0">
+  <w:abstractNum w:abstractNumId="27" w15:restartNumberingAfterBreak="0">
     <w:nsid w:val="44F8161C"/>
     <w:multiLevelType w:val="multilevel"/>
     <w:tmpl w:val="DC02DB94"/>
@@ -8939,7 +9994,7 @@
       </w:rPr>
     </w:lvl>
   </w:abstractNum>
-  <w:abstractNum w:abstractNumId="25" w15:restartNumberingAfterBreak="0">
+  <w:abstractNum w:abstractNumId="28" w15:restartNumberingAfterBreak="0">
     <w:nsid w:val="451A2FA0"/>
     <w:multiLevelType w:val="hybridMultilevel"/>
     <w:tmpl w:val="9F8E8238"/>
@@ -9052,7 +10107,156 @@
       </w:rPr>
     </w:lvl>
   </w:abstractNum>
-  <w:abstractNum w:abstractNumId="26" w15:restartNumberingAfterBreak="0">
+  <w:abstractNum w:abstractNumId="29" w15:restartNumberingAfterBreak="0">
+    <w:nsid w:val="488E2078"/>
+    <w:multiLevelType w:val="multilevel"/>
+    <w:tmpl w:val="AE428E7C"/>
+    <w:lvl w:ilvl="0">
+      <w:start w:val="1"/>
+      <w:numFmt w:val="bullet"/>
+      <w:lvlText w:val=""/>
+      <w:lvlJc w:val="left"/>
+      <w:pPr>
+        <w:tabs>
+          <w:tab w:val="num" w:pos="720"/>
+        </w:tabs>
+        <w:ind w:left="720" w:hanging="360"/>
+      </w:pPr>
+      <w:rPr>
+        <w:rFonts w:ascii="Symbol" w:hAnsi="Symbol" w:hint="default"/>
+        <w:sz w:val="20"/>
+      </w:rPr>
+    </w:lvl>
+    <w:lvl w:ilvl="1" w:tentative="1">
+      <w:start w:val="1"/>
+      <w:numFmt w:val="bullet"/>
+      <w:lvlText w:val="o"/>
+      <w:lvlJc w:val="left"/>
+      <w:pPr>
+        <w:tabs>
+          <w:tab w:val="num" w:pos="1440"/>
+        </w:tabs>
+        <w:ind w:left="1440" w:hanging="360"/>
+      </w:pPr>
+      <w:rPr>
+        <w:rFonts w:ascii="Courier New" w:hAnsi="Courier New" w:hint="default"/>
+        <w:sz w:val="20"/>
+      </w:rPr>
+    </w:lvl>
+    <w:lvl w:ilvl="2" w:tentative="1">
+      <w:start w:val="1"/>
+      <w:numFmt w:val="bullet"/>
+      <w:lvlText w:val=""/>
+      <w:lvlJc w:val="left"/>
+      <w:pPr>
+        <w:tabs>
+          <w:tab w:val="num" w:pos="2160"/>
+        </w:tabs>
+        <w:ind w:left="2160" w:hanging="360"/>
+      </w:pPr>
+      <w:rPr>
+        <w:rFonts w:ascii="Wingdings" w:hAnsi="Wingdings" w:hint="default"/>
+        <w:sz w:val="20"/>
+      </w:rPr>
+    </w:lvl>
+    <w:lvl w:ilvl="3" w:tentative="1">
+      <w:start w:val="1"/>
+      <w:numFmt w:val="bullet"/>
+      <w:lvlText w:val=""/>
+      <w:lvlJc w:val="left"/>
+      <w:pPr>
+        <w:tabs>
+          <w:tab w:val="num" w:pos="2880"/>
+        </w:tabs>
+        <w:ind w:left="2880" w:hanging="360"/>
+      </w:pPr>
+      <w:rPr>
+        <w:rFonts w:ascii="Wingdings" w:hAnsi="Wingdings" w:hint="default"/>
+        <w:sz w:val="20"/>
+      </w:rPr>
+    </w:lvl>
+    <w:lvl w:ilvl="4" w:tentative="1">
+      <w:start w:val="1"/>
+      <w:numFmt w:val="bullet"/>
+      <w:lvlText w:val=""/>
+      <w:lvlJc w:val="left"/>
+      <w:pPr>
+        <w:tabs>
+          <w:tab w:val="num" w:pos="3600"/>
+        </w:tabs>
+        <w:ind w:left="3600" w:hanging="360"/>
+      </w:pPr>
+      <w:rPr>
+        <w:rFonts w:ascii="Wingdings" w:hAnsi="Wingdings" w:hint="default"/>
+        <w:sz w:val="20"/>
+      </w:rPr>
+    </w:lvl>
+    <w:lvl w:ilvl="5" w:tentative="1">
+      <w:start w:val="1"/>
+      <w:numFmt w:val="bullet"/>
+      <w:lvlText w:val=""/>
+      <w:lvlJc w:val="left"/>
+      <w:pPr>
+        <w:tabs>
+          <w:tab w:val="num" w:pos="4320"/>
+        </w:tabs>
+        <w:ind w:left="4320" w:hanging="360"/>
+      </w:pPr>
+      <w:rPr>
+        <w:rFonts w:ascii="Wingdings" w:hAnsi="Wingdings" w:hint="default"/>
+        <w:sz w:val="20"/>
+      </w:rPr>
+    </w:lvl>
+    <w:lvl w:ilvl="6" w:tentative="1">
+      <w:start w:val="1"/>
+      <w:numFmt w:val="bullet"/>
+      <w:lvlText w:val=""/>
+      <w:lvlJc w:val="left"/>
+      <w:pPr>
+        <w:tabs>
+          <w:tab w:val="num" w:pos="5040"/>
+        </w:tabs>
+        <w:ind w:left="5040" w:hanging="360"/>
+      </w:pPr>
+      <w:rPr>
+        <w:rFonts w:ascii="Wingdings" w:hAnsi="Wingdings" w:hint="default"/>
+        <w:sz w:val="20"/>
+      </w:rPr>
+    </w:lvl>
+    <w:lvl w:ilvl="7" w:tentative="1">
+      <w:start w:val="1"/>
+      <w:numFmt w:val="bullet"/>
+      <w:lvlText w:val=""/>
+      <w:lvlJc w:val="left"/>
+      <w:pPr>
+        <w:tabs>
+          <w:tab w:val="num" w:pos="5760"/>
+        </w:tabs>
+        <w:ind w:left="5760" w:hanging="360"/>
+      </w:pPr>
+      <w:rPr>
+        <w:rFonts w:ascii="Wingdings" w:hAnsi="Wingdings" w:hint="default"/>
+        <w:sz w:val="20"/>
+      </w:rPr>
+    </w:lvl>
+    <w:lvl w:ilvl="8" w:tentative="1">
+      <w:start w:val="1"/>
+      <w:numFmt w:val="bullet"/>
+      <w:lvlText w:val=""/>
+      <w:lvlJc w:val="left"/>
+      <w:pPr>
+        <w:tabs>
+          <w:tab w:val="num" w:pos="6480"/>
+        </w:tabs>
+        <w:ind w:left="6480" w:hanging="360"/>
+      </w:pPr>
+      <w:rPr>
+        <w:rFonts w:ascii="Wingdings" w:hAnsi="Wingdings" w:hint="default"/>
+        <w:sz w:val="20"/>
+      </w:rPr>
+    </w:lvl>
+  </w:abstractNum>
+  <w:abstractNum w:abstractNumId="30" w15:restartNumberingAfterBreak="0">
     <w:nsid w:val="48953387"/>
     <w:multiLevelType w:val="multilevel"/>
     <w:tmpl w:val="80629922"/>
@@ -9201,7 +10405,7 @@
       </w:rPr>
     </w:lvl>
   </w:abstractNum>
-  <w:abstractNum w:abstractNumId="27" w15:restartNumberingAfterBreak="0">
+  <w:abstractNum w:abstractNumId="31" w15:restartNumberingAfterBreak="0">
     <w:nsid w:val="48984259"/>
     <w:multiLevelType w:val="multilevel"/>
     <w:tmpl w:val="0470BB68"/>
@@ -9350,7 +10554,7 @@
       </w:rPr>
     </w:lvl>
   </w:abstractNum>
-  <w:abstractNum w:abstractNumId="28" w15:restartNumberingAfterBreak="0">
+  <w:abstractNum w:abstractNumId="32" w15:restartNumberingAfterBreak="0">
     <w:nsid w:val="4BAE123D"/>
     <w:multiLevelType w:val="multilevel"/>
     <w:tmpl w:val="80629922"/>
@@ -9499,7 +10703,7 @@
       </w:rPr>
     </w:lvl>
   </w:abstractNum>
-  <w:abstractNum w:abstractNumId="29" w15:restartNumberingAfterBreak="0">
+  <w:abstractNum w:abstractNumId="33" w15:restartNumberingAfterBreak="0">
     <w:nsid w:val="4C7025C3"/>
     <w:multiLevelType w:val="multilevel"/>
     <w:tmpl w:val="0D863C02"/>
@@ -9648,7 +10852,7 @@
       </w:rPr>
     </w:lvl>
   </w:abstractNum>
-  <w:abstractNum w:abstractNumId="30" w15:restartNumberingAfterBreak="0">
+  <w:abstractNum w:abstractNumId="34" w15:restartNumberingAfterBreak="0">
     <w:nsid w:val="4D5861DB"/>
     <w:multiLevelType w:val="multilevel"/>
     <w:tmpl w:val="9CC84884"/>
@@ -9797,7 +11001,7 @@
       </w:rPr>
     </w:lvl>
   </w:abstractNum>
-  <w:abstractNum w:abstractNumId="31" w15:restartNumberingAfterBreak="0">
+  <w:abstractNum w:abstractNumId="35" w15:restartNumberingAfterBreak="0">
     <w:nsid w:val="4D690CB9"/>
     <w:multiLevelType w:val="multilevel"/>
     <w:tmpl w:val="92D6C964"/>
@@ -9946,7 +11150,120 @@
       </w:rPr>
     </w:lvl>
   </w:abstractNum>
-  <w:abstractNum w:abstractNumId="32" w15:restartNumberingAfterBreak="0">
+  <w:abstractNum w:abstractNumId="36" w15:restartNumberingAfterBreak="0">
+    <w:nsid w:val="4E45666E"/>
+    <w:multiLevelType w:val="multilevel"/>
+    <w:tmpl w:val="C9B495AE"/>
+    <w:lvl w:ilvl="0">
+      <w:start w:val="1"/>
+      <w:numFmt w:val="decimal"/>
+      <w:lvlText w:val="%1."/>
+      <w:lvlJc w:val="left"/>
+      <w:pPr>
+        <w:tabs>
+          <w:tab w:val="num" w:pos="720"/>
+        </w:tabs>
+        <w:ind w:left="720" w:hanging="360"/>
+      </w:pPr>
+    </w:lvl>
+    <w:lvl w:ilvl="1" w:tentative="1">
+      <w:start w:val="1"/>
+      <w:numFmt w:val="decimal"/>
+      <w:lvlText w:val="%2."/>
+      <w:lvlJc w:val="left"/>
+      <w:pPr>
+        <w:tabs>
+          <w:tab w:val="num" w:pos="1440"/>
+        </w:tabs>
+        <w:ind w:left="1440" w:hanging="360"/>
+      </w:pPr>
+    </w:lvl>
+    <w:lvl w:ilvl="2" w:tentative="1">
+      <w:start w:val="1"/>
+      <w:numFmt w:val="decimal"/>
+      <w:lvlText w:val="%3."/>
+      <w:lvlJc w:val="left"/>
+      <w:pPr>
+        <w:tabs>
+          <w:tab w:val="num" w:pos="2160"/>
+        </w:tabs>
+        <w:ind w:left="2160" w:hanging="360"/>
+      </w:pPr>
+    </w:lvl>
+    <w:lvl w:ilvl="3" w:tentative="1">
+      <w:start w:val="1"/>
+      <w:numFmt w:val="decimal"/>
+      <w:lvlText w:val="%4."/>
+      <w:lvlJc w:val="left"/>
+      <w:pPr>
+        <w:tabs>
+          <w:tab w:val="num" w:pos="2880"/>
+        </w:tabs>
+        <w:ind w:left="2880" w:hanging="360"/>
+      </w:pPr>
+    </w:lvl>
+    <w:lvl w:ilvl="4" w:tentative="1">
+      <w:start w:val="1"/>
+      <w:numFmt w:val="decimal"/>
+      <w:lvlText w:val="%5."/>
+      <w:lvlJc w:val="left"/>
+      <w:pPr>
+        <w:tabs>
+          <w:tab w:val="num" w:pos="3600"/>
+        </w:tabs>
+        <w:ind w:left="3600" w:hanging="360"/>
+      </w:pPr>
+    </w:lvl>
+    <w:lvl w:ilvl="5" w:tentative="1">
+      <w:start w:val="1"/>
+      <w:numFmt w:val="decimal"/>
+      <w:lvlText w:val="%6."/>
+      <w:lvlJc w:val="left"/>
+      <w:pPr>
+        <w:tabs>
+          <w:tab w:val="num" w:pos="4320"/>
+        </w:tabs>
+        <w:ind w:left="4320" w:hanging="360"/>
+      </w:pPr>
+    </w:lvl>
+    <w:lvl w:ilvl="6" w:tentative="1">
+      <w:start w:val="1"/>
+      <w:numFmt w:val="decimal"/>
+      <w:lvlText w:val="%7."/>
+      <w:lvlJc w:val="left"/>
+      <w:pPr>
+        <w:tabs>
+          <w:tab w:val="num" w:pos="5040"/>
+        </w:tabs>
+        <w:ind w:left="5040" w:hanging="360"/>
+      </w:pPr>
+    </w:lvl>
+    <w:lvl w:ilvl="7" w:tentative="1">
+      <w:start w:val="1"/>
+      <w:numFmt w:val="decimal"/>
+      <w:lvlText w:val="%8."/>
+      <w:lvlJc w:val="left"/>
+      <w:pPr>
+        <w:tabs>
+          <w:tab w:val="num" w:pos="5760"/>
+        </w:tabs>
+        <w:ind w:left="5760" w:hanging="360"/>
+      </w:pPr>
+    </w:lvl>
+    <w:lvl w:ilvl="8" w:tentative="1">
+      <w:start w:val="1"/>
+      <w:numFmt w:val="decimal"/>
+      <w:lvlText w:val="%9."/>
+      <w:lvlJc w:val="left"/>
+      <w:pPr>
+        <w:tabs>
+          <w:tab w:val="num" w:pos="6480"/>
+        </w:tabs>
+        <w:ind w:left="6480" w:hanging="360"/>
+      </w:pPr>
+    </w:lvl>
+  </w:abstractNum>
+  <w:abstractNum w:abstractNumId="37" w15:restartNumberingAfterBreak="0">
     <w:nsid w:val="5D4021CB"/>
     <w:multiLevelType w:val="multilevel"/>
     <w:tmpl w:val="80629922"/>
@@ -10095,7 +11412,7 @@
       </w:rPr>
     </w:lvl>
   </w:abstractNum>
-  <w:abstractNum w:abstractNumId="33" w15:restartNumberingAfterBreak="0">
+  <w:abstractNum w:abstractNumId="38" w15:restartNumberingAfterBreak="0">
     <w:nsid w:val="5E4B2D21"/>
     <w:multiLevelType w:val="hybridMultilevel"/>
     <w:tmpl w:val="2700B638"/>
@@ -10208,7 +11525,7 @@
       </w:rPr>
     </w:lvl>
   </w:abstractNum>
-  <w:abstractNum w:abstractNumId="34" w15:restartNumberingAfterBreak="0">
+  <w:abstractNum w:abstractNumId="39" w15:restartNumberingAfterBreak="0">
     <w:nsid w:val="619608B2"/>
     <w:multiLevelType w:val="hybridMultilevel"/>
     <w:tmpl w:val="A1CEE9E4"/>
@@ -10321,7 +11638,7 @@
       </w:rPr>
     </w:lvl>
   </w:abstractNum>
-  <w:abstractNum w:abstractNumId="35" w15:restartNumberingAfterBreak="0">
+  <w:abstractNum w:abstractNumId="40" w15:restartNumberingAfterBreak="0">
     <w:nsid w:val="6A7F5A4B"/>
     <w:multiLevelType w:val="multilevel"/>
     <w:tmpl w:val="5080C012"/>
@@ -10470,7 +11787,7 @@
       </w:rPr>
     </w:lvl>
   </w:abstractNum>
-  <w:abstractNum w:abstractNumId="36" w15:restartNumberingAfterBreak="0">
+  <w:abstractNum w:abstractNumId="41" w15:restartNumberingAfterBreak="0">
     <w:nsid w:val="6E033BCA"/>
     <w:multiLevelType w:val="multilevel"/>
     <w:tmpl w:val="80629922"/>
@@ -10619,7 +11936,120 @@
       </w:rPr>
     </w:lvl>
   </w:abstractNum>
-  <w:abstractNum w:abstractNumId="37" w15:restartNumberingAfterBreak="0">
+  <w:abstractNum w:abstractNumId="42" w15:restartNumberingAfterBreak="0">
+    <w:nsid w:val="72322DE1"/>
+    <w:multiLevelType w:val="hybridMultilevel"/>
+    <w:tmpl w:val="B81489C0"/>
+    <w:lvl w:ilvl="0" w:tplc="04190001">
+      <w:start w:val="1"/>
+      <w:numFmt w:val="bullet"/>
+      <w:lvlText w:val=""/>
+      <w:lvlJc w:val="left"/>
+      <w:pPr>
+        <w:ind w:left="2484" w:hanging="360"/>
+      </w:pPr>
+      <w:rPr>
+        <w:rFonts w:ascii="Symbol" w:hAnsi="Symbol" w:hint="default"/>
+      </w:rPr>
+    </w:lvl>
+    <w:lvl w:ilvl="1" w:tplc="04190003" w:tentative="1">
+      <w:start w:val="1"/>
+      <w:numFmt w:val="bullet"/>
+      <w:lvlText w:val="o"/>
+      <w:lvlJc w:val="left"/>
+      <w:pPr>
+        <w:ind w:left="3204" w:hanging="360"/>
+      </w:pPr>
+      <w:rPr>
+        <w:rFonts w:ascii="Courier New" w:hAnsi="Courier New" w:cs="Courier New" w:hint="default"/>
+      </w:rPr>
+    </w:lvl>
+    <w:lvl w:ilvl="2" w:tplc="04190005" w:tentative="1">
+      <w:start w:val="1"/>
+      <w:numFmt w:val="bullet"/>
+      <w:lvlText w:val=""/>
+      <w:lvlJc w:val="left"/>
+      <w:pPr>
+        <w:ind w:left="3924" w:hanging="360"/>
+      </w:pPr>
+      <w:rPr>
+        <w:rFonts w:ascii="Wingdings" w:hAnsi="Wingdings" w:hint="default"/>
+      </w:rPr>
+    </w:lvl>
+    <w:lvl w:ilvl="3" w:tplc="04190001" w:tentative="1">
+      <w:start w:val="1"/>
+      <w:numFmt w:val="bullet"/>
+      <w:lvlText w:val=""/>
+      <w:lvlJc w:val="left"/>
+      <w:pPr>
+        <w:ind w:left="4644" w:hanging="360"/>
+      </w:pPr>
+      <w:rPr>
+        <w:rFonts w:ascii="Symbol" w:hAnsi="Symbol" w:hint="default"/>
+      </w:rPr>
+    </w:lvl>
+    <w:lvl w:ilvl="4" w:tplc="04190003" w:tentative="1">
+      <w:start w:val="1"/>
+      <w:numFmt w:val="bullet"/>
+      <w:lvlText w:val="o"/>
+      <w:lvlJc w:val="left"/>
+      <w:pPr>
+        <w:ind w:left="5364" w:hanging="360"/>
+      </w:pPr>
+      <w:rPr>
+        <w:rFonts w:ascii="Courier New" w:hAnsi="Courier New" w:cs="Courier New" w:hint="default"/>
+      </w:rPr>
+    </w:lvl>
+    <w:lvl w:ilvl="5" w:tplc="04190005" w:tentative="1">
+      <w:start w:val="1"/>
+      <w:numFmt w:val="bullet"/>
+      <w:lvlText w:val=""/>
+      <w:lvlJc w:val="left"/>
+      <w:pPr>
+        <w:ind w:left="6084" w:hanging="360"/>
+      </w:pPr>
+      <w:rPr>
+        <w:rFonts w:ascii="Wingdings" w:hAnsi="Wingdings" w:hint="default"/>
+      </w:rPr>
+    </w:lvl>
+    <w:lvl w:ilvl="6" w:tplc="04190001" w:tentative="1">
+      <w:start w:val="1"/>
+      <w:numFmt w:val="bullet"/>
+      <w:lvlText w:val=""/>
+      <w:lvlJc w:val="left"/>
+      <w:pPr>
+        <w:ind w:left="6804" w:hanging="360"/>
+      </w:pPr>
+      <w:rPr>
+        <w:rFonts w:ascii="Symbol" w:hAnsi="Symbol" w:hint="default"/>
+      </w:rPr>
+    </w:lvl>
+    <w:lvl w:ilvl="7" w:tplc="04190003" w:tentative="1">
+      <w:start w:val="1"/>
+      <w:numFmt w:val="bullet"/>
+      <w:lvlText w:val="o"/>
+      <w:lvlJc w:val="left"/>
+      <w:pPr>
+        <w:ind w:left="7524" w:hanging="360"/>
+      </w:pPr>
+      <w:rPr>
+        <w:rFonts w:ascii="Courier New" w:hAnsi="Courier New" w:cs="Courier New" w:hint="default"/>
+      </w:rPr>
+    </w:lvl>
+    <w:lvl w:ilvl="8" w:tplc="04190005" w:tentative="1">
+      <w:start w:val="1"/>
+      <w:numFmt w:val="bullet"/>
+      <w:lvlText w:val=""/>
+      <w:lvlJc w:val="left"/>
+      <w:pPr>
+        <w:ind w:left="8244" w:hanging="360"/>
+      </w:pPr>
+      <w:rPr>
+        <w:rFonts w:ascii="Wingdings" w:hAnsi="Wingdings" w:hint="default"/>
+      </w:rPr>
+    </w:lvl>
+  </w:abstractNum>
+  <w:abstractNum w:abstractNumId="43" w15:restartNumberingAfterBreak="0">
     <w:nsid w:val="72380E65"/>
     <w:multiLevelType w:val="multilevel"/>
     <w:tmpl w:val="80629922"/>
@@ -10768,7 +12198,7 @@
       </w:rPr>
     </w:lvl>
   </w:abstractNum>
-  <w:abstractNum w:abstractNumId="38" w15:restartNumberingAfterBreak="0">
+  <w:abstractNum w:abstractNumId="44" w15:restartNumberingAfterBreak="0">
     <w:nsid w:val="76E63715"/>
     <w:multiLevelType w:val="hybridMultilevel"/>
     <w:tmpl w:val="D8E8DCB4"/>
@@ -10881,7 +12311,7 @@
       </w:rPr>
     </w:lvl>
   </w:abstractNum>
-  <w:abstractNum w:abstractNumId="39" w15:restartNumberingAfterBreak="0">
+  <w:abstractNum w:abstractNumId="45" w15:restartNumberingAfterBreak="0">
     <w:nsid w:val="7B523A88"/>
     <w:multiLevelType w:val="multilevel"/>
     <w:tmpl w:val="5600A1C4"/>
@@ -11031,124 +12461,142 @@
     </w:lvl>
   </w:abstractNum>
   <w:num w:numId="1" w16cid:durableId="183179389">
+    <w:abstractNumId w:val="31"/>
+  </w:num>
+  <w:num w:numId="2" w16cid:durableId="209919266">
+    <w:abstractNumId w:val="24"/>
+  </w:num>
+  <w:num w:numId="3" w16cid:durableId="1293636372">
+    <w:abstractNumId w:val="35"/>
+  </w:num>
+  <w:num w:numId="4" w16cid:durableId="382412453">
+    <w:abstractNumId w:val="40"/>
+  </w:num>
+  <w:num w:numId="5" w16cid:durableId="453912436">
+    <w:abstractNumId w:val="17"/>
+  </w:num>
+  <w:num w:numId="6" w16cid:durableId="193153633">
+    <w:abstractNumId w:val="6"/>
+  </w:num>
+  <w:num w:numId="7" w16cid:durableId="911158435">
+    <w:abstractNumId w:val="23"/>
+  </w:num>
+  <w:num w:numId="8" w16cid:durableId="680552253">
+    <w:abstractNumId w:val="38"/>
+  </w:num>
+  <w:num w:numId="9" w16cid:durableId="1998336120">
+    <w:abstractNumId w:val="16"/>
+  </w:num>
+  <w:num w:numId="10" w16cid:durableId="1178881880">
+    <w:abstractNumId w:val="14"/>
+  </w:num>
+  <w:num w:numId="11" w16cid:durableId="312418459">
+    <w:abstractNumId w:val="10"/>
+  </w:num>
+  <w:num w:numId="12" w16cid:durableId="1167751249">
+    <w:abstractNumId w:val="5"/>
+  </w:num>
+  <w:num w:numId="13" w16cid:durableId="1211113618">
+    <w:abstractNumId w:val="28"/>
+  </w:num>
+  <w:num w:numId="14" w16cid:durableId="1074548707">
+    <w:abstractNumId w:val="44"/>
+  </w:num>
+  <w:num w:numId="15" w16cid:durableId="428278554">
+    <w:abstractNumId w:val="15"/>
+  </w:num>
+  <w:num w:numId="16" w16cid:durableId="433524170">
+    <w:abstractNumId w:val="21"/>
+  </w:num>
+  <w:num w:numId="17" w16cid:durableId="912470299">
+    <w:abstractNumId w:val="34"/>
+  </w:num>
+  <w:num w:numId="18" w16cid:durableId="489447217">
+    <w:abstractNumId w:val="7"/>
+  </w:num>
+  <w:num w:numId="19" w16cid:durableId="2011322899">
+    <w:abstractNumId w:val="13"/>
+  </w:num>
+  <w:num w:numId="20" w16cid:durableId="954293204">
     <w:abstractNumId w:val="27"/>
   </w:num>
-  <w:num w:numId="2" w16cid:durableId="209919266">
-    <w:abstractNumId w:val="22"/>
-  </w:num>
-  <w:num w:numId="3" w16cid:durableId="1293636372">
-    <w:abstractNumId w:val="31"/>
-  </w:num>
-  <w:num w:numId="4" w16cid:durableId="382412453">
-    <w:abstractNumId w:val="35"/>
-  </w:num>
-  <w:num w:numId="5" w16cid:durableId="453912436">
-    <w:abstractNumId w:val="15"/>
-  </w:num>
-  <w:num w:numId="6" w16cid:durableId="193153633">
-    <w:abstractNumId w:val="5"/>
-  </w:num>
-  <w:num w:numId="7" w16cid:durableId="911158435">
-    <w:abstractNumId w:val="21"/>
-  </w:num>
-  <w:num w:numId="8" w16cid:durableId="680552253">
-    <w:abstractNumId w:val="33"/>
-  </w:num>
-  <w:num w:numId="9" w16cid:durableId="1998336120">
-    <w:abstractNumId w:val="14"/>
-  </w:num>
-  <w:num w:numId="10" w16cid:durableId="1178881880">
-    <w:abstractNumId w:val="12"/>
-  </w:num>
-  <w:num w:numId="11" w16cid:durableId="312418459">
-    <w:abstractNumId w:val="8"/>
-  </w:num>
-  <w:num w:numId="12" w16cid:durableId="1167751249">
-    <w:abstractNumId w:val="4"/>
-  </w:num>
-  <w:num w:numId="13" w16cid:durableId="1211113618">
-    <w:abstractNumId w:val="25"/>
-  </w:num>
-  <w:num w:numId="14" w16cid:durableId="1074548707">
-    <w:abstractNumId w:val="38"/>
-  </w:num>
-  <w:num w:numId="15" w16cid:durableId="428278554">
-    <w:abstractNumId w:val="13"/>
-  </w:num>
-  <w:num w:numId="16" w16cid:durableId="433524170">
-    <w:abstractNumId w:val="19"/>
-  </w:num>
-  <w:num w:numId="17" w16cid:durableId="912470299">
-    <w:abstractNumId w:val="30"/>
-  </w:num>
-  <w:num w:numId="18" w16cid:durableId="489447217">
-    <w:abstractNumId w:val="6"/>
-  </w:num>
-  <w:num w:numId="19" w16cid:durableId="2011322899">
+  <w:num w:numId="21" w16cid:durableId="1289243846">
     <w:abstractNumId w:val="11"/>
-  </w:num>
-  <w:num w:numId="20" w16cid:durableId="954293204">
-    <w:abstractNumId w:val="24"/>
-  </w:num>
-  <w:num w:numId="21" w16cid:durableId="1289243846">
-    <w:abstractNumId w:val="9"/>
   </w:num>
   <w:num w:numId="22" w16cid:durableId="146364661">
     <w:abstractNumId w:val="0"/>
   </w:num>
   <w:num w:numId="23" w16cid:durableId="1110974182">
+    <w:abstractNumId w:val="45"/>
+  </w:num>
+  <w:num w:numId="24" w16cid:durableId="400560823">
+    <w:abstractNumId w:val="3"/>
+  </w:num>
+  <w:num w:numId="25" w16cid:durableId="685792242">
+    <w:abstractNumId w:val="18"/>
+  </w:num>
+  <w:num w:numId="26" w16cid:durableId="1726173005">
+    <w:abstractNumId w:val="8"/>
+  </w:num>
+  <w:num w:numId="27" w16cid:durableId="1104574361">
+    <w:abstractNumId w:val="4"/>
+  </w:num>
+  <w:num w:numId="28" w16cid:durableId="1041438319">
     <w:abstractNumId w:val="39"/>
   </w:num>
-  <w:num w:numId="24" w16cid:durableId="400560823">
+  <w:num w:numId="29" w16cid:durableId="831337072">
+    <w:abstractNumId w:val="19"/>
+  </w:num>
+  <w:num w:numId="30" w16cid:durableId="528955450">
+    <w:abstractNumId w:val="33"/>
+  </w:num>
+  <w:num w:numId="31" w16cid:durableId="1684555167">
+    <w:abstractNumId w:val="22"/>
+  </w:num>
+  <w:num w:numId="32" w16cid:durableId="674842130">
+    <w:abstractNumId w:val="37"/>
+  </w:num>
+  <w:num w:numId="33" w16cid:durableId="1352486348">
+    <w:abstractNumId w:val="12"/>
+  </w:num>
+  <w:num w:numId="34" w16cid:durableId="1639606044">
+    <w:abstractNumId w:val="32"/>
+  </w:num>
+  <w:num w:numId="35" w16cid:durableId="1603487466">
+    <w:abstractNumId w:val="26"/>
+  </w:num>
+  <w:num w:numId="36" w16cid:durableId="1437217919">
+    <w:abstractNumId w:val="20"/>
+  </w:num>
+  <w:num w:numId="37" w16cid:durableId="297688165">
+    <w:abstractNumId w:val="30"/>
+  </w:num>
+  <w:num w:numId="38" w16cid:durableId="915935542">
+    <w:abstractNumId w:val="41"/>
+  </w:num>
+  <w:num w:numId="39" w16cid:durableId="888958132">
+    <w:abstractNumId w:val="43"/>
+  </w:num>
+  <w:num w:numId="40" w16cid:durableId="358892481">
     <w:abstractNumId w:val="2"/>
   </w:num>
-  <w:num w:numId="25" w16cid:durableId="685792242">
-    <w:abstractNumId w:val="16"/>
+  <w:num w:numId="41" w16cid:durableId="1767068188">
+    <w:abstractNumId w:val="36"/>
   </w:num>
-  <w:num w:numId="26" w16cid:durableId="1726173005">
-    <w:abstractNumId w:val="7"/>
+  <w:num w:numId="42" w16cid:durableId="1089036747">
+    <w:abstractNumId w:val="9"/>
   </w:num>
-  <w:num w:numId="27" w16cid:durableId="1104574361">
-    <w:abstractNumId w:val="3"/>
-  </w:num>
-  <w:num w:numId="28" w16cid:durableId="1041438319">
-    <w:abstractNumId w:val="34"/>
-  </w:num>
-  <w:num w:numId="29" w16cid:durableId="831337072">
-    <w:abstractNumId w:val="17"/>
-  </w:num>
-  <w:num w:numId="30" w16cid:durableId="528955450">
+  <w:num w:numId="43" w16cid:durableId="1269851598">
     <w:abstractNumId w:val="29"/>
   </w:num>
-  <w:num w:numId="31" w16cid:durableId="1684555167">
-    <w:abstractNumId w:val="20"/>
+  <w:num w:numId="44" w16cid:durableId="2118600109">
+    <w:abstractNumId w:val="25"/>
   </w:num>
-  <w:num w:numId="32" w16cid:durableId="674842130">
-    <w:abstractNumId w:val="32"/>
+  <w:num w:numId="45" w16cid:durableId="310714952">
+    <w:abstractNumId w:val="1"/>
   </w:num>
-  <w:num w:numId="33" w16cid:durableId="1352486348">
-    <w:abstractNumId w:val="10"/>
-  </w:num>
-  <w:num w:numId="34" w16cid:durableId="1639606044">
-    <w:abstractNumId w:val="28"/>
-  </w:num>
-  <w:num w:numId="35" w16cid:durableId="1603487466">
-    <w:abstractNumId w:val="23"/>
-  </w:num>
-  <w:num w:numId="36" w16cid:durableId="1437217919">
-    <w:abstractNumId w:val="18"/>
-  </w:num>
-  <w:num w:numId="37" w16cid:durableId="297688165">
-    <w:abstractNumId w:val="26"/>
-  </w:num>
-  <w:num w:numId="38" w16cid:durableId="915935542">
-    <w:abstractNumId w:val="36"/>
-  </w:num>
-  <w:num w:numId="39" w16cid:durableId="888958132">
-    <w:abstractNumId w:val="37"/>
-  </w:num>
-  <w:num w:numId="40" w16cid:durableId="358892481">
-    <w:abstractNumId w:val="1"/>
+  <w:num w:numId="46" w16cid:durableId="744493369">
+    <w:abstractNumId w:val="42"/>
   </w:num>
 </w:numbering>
 </file>
